--- a/docs/guides/WORKABLE_ITEMS_INTEGRATION.docx
+++ b/docs/guides/WORKABLE_ITEMS_INTEGRATION.docx
@@ -9525,6 +9525,108 @@
       </w:r>
       <w:r>
         <w:t xml:space="preserve">(HRD-131, HRD-148..HRD-158 rows, read 2026-05-29).</w:t>
+      </w:r>
+    </w:p>
+    <w:p>
+      <w:pPr>
+        <w:pStyle w:val="FirstParagraph"/>
+      </w:pPr>
+      <w:r>
+        <w:rPr>
+          <w:b/>
+          <w:bCs/>
+        </w:rPr>
+        <w:t xml:space="preserve">Verified 2026-05-30:</w:t>
+      </w:r>
+      <w:r>
+        <w:t xml:space="preserve"> </w:t>
+      </w:r>
+      <w:r>
+        <w:t xml:space="preserve">internal doc — no external online sources. All claims derive from in-repo Herald source (</w:t>
+      </w:r>
+      <w:r>
+        <w:rPr>
+          <w:rStyle w:val="VerbatimChar"/>
+        </w:rPr>
+        <w:t xml:space="preserve">commons_workable/</w:t>
+      </w:r>
+      <w:r>
+        <w:t xml:space="preserve">,</w:t>
+      </w:r>
+      <w:r>
+        <w:t xml:space="preserve"> </w:t>
+      </w:r>
+      <w:r>
+        <w:rPr>
+          <w:rStyle w:val="VerbatimChar"/>
+        </w:rPr>
+        <w:t xml:space="preserve">commons_watch/</w:t>
+      </w:r>
+      <w:r>
+        <w:t xml:space="preserve">,</w:t>
+      </w:r>
+      <w:r>
+        <w:t xml:space="preserve"> </w:t>
+      </w:r>
+      <w:r>
+        <w:rPr>
+          <w:rStyle w:val="VerbatimChar"/>
+        </w:rPr>
+        <w:t xml:space="preserve">pherald/internal/workflow/</w:t>
+      </w:r>
+      <w:r>
+        <w:t xml:space="preserve">,</w:t>
+      </w:r>
+      <w:r>
+        <w:t xml:space="preserve"> </w:t>
+      </w:r>
+      <w:r>
+        <w:rPr>
+          <w:rStyle w:val="VerbatimChar"/>
+        </w:rPr>
+        <w:t xml:space="preserve">pherald/internal/inbound/</w:t>
+      </w:r>
+      <w:r>
+        <w:t xml:space="preserve">,</w:t>
+      </w:r>
+      <w:r>
+        <w:t xml:space="preserve"> </w:t>
+      </w:r>
+      <w:r>
+        <w:rPr>
+          <w:rStyle w:val="VerbatimChar"/>
+        </w:rPr>
+        <w:t xml:space="preserve">pherald/cmd/pherald/watch.go</w:t>
+      </w:r>
+      <w:r>
+        <w:t xml:space="preserve">) and the cited in-repo trackers; any external-service instructions are deferred to</w:t>
+      </w:r>
+      <w:r>
+        <w:t xml:space="preserve"> </w:t>
+      </w:r>
+      <w:r>
+        <w:rPr>
+          <w:rStyle w:val="VerbatimChar"/>
+        </w:rPr>
+        <w:t xml:space="preserve">MESSENGER_CHANNELS.md</w:t>
+      </w:r>
+      <w:r>
+        <w:t xml:space="preserve"> </w:t>
+      </w:r>
+      <w:r>
+        <w:t xml:space="preserve">/</w:t>
+      </w:r>
+      <w:r>
+        <w:t xml:space="preserve"> </w:t>
+      </w:r>
+      <w:r>
+        <w:rPr>
+          <w:rStyle w:val="VerbatimChar"/>
+        </w:rPr>
+        <w:t xml:space="preserve">OPERATOR_CREDENTIALS.md</w:t>
+      </w:r>
+      <w:r>
+        <w:t xml:space="preserve">, which carry their own §11.4.99 source-verification footers. Re-verify on Herald source breaking changes (workflow/inbound API edits, SQLite schema bumps).</w:t>
       </w:r>
     </w:p>
     <w:bookmarkEnd w:id="41"/>
